--- a/public/files/Huann Almeida PTBR - v2.docx
+++ b/public/files/Huann Almeida PTBR - v2.docx
@@ -1129,7 +1129,23 @@
           <w:sz w:val="20"/>
           <w:szCs w:val="20"/>
         </w:rPr>
-        <w:t xml:space="preserve">Realizei a integração contínua do novo front-end com o </w:t>
+        <w:t>Realizei a integração contínua do novo front-</w:t>
+      </w:r>
+      <w:proofErr w:type="spellStart"/>
+      <w:r>
+        <w:rPr>
+          <w:sz w:val="20"/>
+          <w:szCs w:val="20"/>
+        </w:rPr>
+        <w:t>end</w:t>
+      </w:r>
+      <w:proofErr w:type="spellEnd"/>
+      <w:r>
+        <w:rPr>
+          <w:sz w:val="20"/>
+          <w:szCs w:val="20"/>
+        </w:rPr>
+        <w:t xml:space="preserve"> com o </w:t>
       </w:r>
       <w:proofErr w:type="spellStart"/>
       <w:r>
@@ -1648,7 +1664,29 @@
             <w:sz w:val="20"/>
             <w:szCs w:val="20"/>
           </w:rPr>
-          <w:t>Contact Collector Scraper</w:t>
+          <w:t xml:space="preserve">Contact </w:t>
+        </w:r>
+        <w:proofErr w:type="spellStart"/>
+        <w:r>
+          <w:rPr>
+            <w:rStyle w:val="Hyperlink"/>
+            <w:b/>
+            <w:bCs/>
+            <w:sz w:val="20"/>
+            <w:szCs w:val="20"/>
+          </w:rPr>
+          <w:t>Collector</w:t>
+        </w:r>
+        <w:proofErr w:type="spellEnd"/>
+        <w:r>
+          <w:rPr>
+            <w:rStyle w:val="Hyperlink"/>
+            <w:b/>
+            <w:bCs/>
+            <w:sz w:val="20"/>
+            <w:szCs w:val="20"/>
+          </w:rPr>
+          <w:t xml:space="preserve"> Scraper</w:t>
         </w:r>
       </w:hyperlink>
       <w:r>
@@ -1710,6 +1748,13 @@
           <w:szCs w:val="20"/>
         </w:rPr>
         <w:t>: Ferramenta para análise e organização de dados administrativos.</w:t>
+      </w:r>
+      <w:r>
+        <w:rPr>
+          <w:sz w:val="20"/>
+          <w:szCs w:val="20"/>
+        </w:rPr>
+        <w:tab/>
       </w:r>
     </w:p>
     <w:p>
@@ -5382,6 +5427,7 @@
   <w:style w:type="character" w:default="1" w:styleId="Fontepargpadro">
     <w:name w:val="Default Paragraph Font"/>
     <w:uiPriority w:val="1"/>
+    <w:semiHidden/>
     <w:unhideWhenUsed/>
   </w:style>
   <w:style w:type="table" w:default="1" w:styleId="Tabelanormal">

--- a/public/files/Huann Almeida PTBR - v2.docx
+++ b/public/files/Huann Almeida PTBR - v2.docx
@@ -1396,7 +1396,14 @@
           <w:b/>
           <w:bCs/>
         </w:rPr>
-        <w:t>Principais projetos:</w:t>
+        <w:t>Repositórios</w:t>
+      </w:r>
+      <w:r>
+        <w:rPr>
+          <w:b/>
+          <w:bCs/>
+        </w:rPr>
+        <w:t>:</w:t>
       </w:r>
     </w:p>
     <w:p>
